--- a/docs/sdlc/50_operation/WS2D-MG-002_移行手順書.docx
+++ b/docs/sdlc/50_operation/WS2D-MG-002_移行手順書.docx
@@ -9523,14 +9523,14 @@
                 <w:rFonts w:ascii="Yu Gothic" w:hAnsi="Yu Gothic" w:eastAsia="Yu Gothic"/>
                 <w:sz w:val="18"/>
               </w:rPr>
-              <w:t>管理コンソール（</w:t>
+              <w:t>ユーザー管理（</w:t>
             </w:r>
             <w:r>
               <w:rPr>
                 <w:rFonts w:ascii="Consolas" w:hAnsi="Consolas" w:eastAsia="Consolas"/>
                 <w:sz w:val="18"/>
               </w:rPr>
-              <w:t>/admin/console</w:t>
+              <w:t>/user-management</w:t>
             </w:r>
             <w:r>
               <w:rPr>
@@ -9893,7 +9893,7 @@
                 <w:rFonts w:ascii="Yu Gothic" w:hAnsi="Yu Gothic" w:eastAsia="Yu Gothic"/>
                 <w:sz w:val="18"/>
               </w:rPr>
-              <w:t>移行先の管理コンソールでテナント一覧・所属ユーザー数が移行元と一致することを確認する</w:t>
+              <w:t>移行先のユーザー管理でテナント一覧・所属ユーザー数が移行元と一致することを確認する</w:t>
             </w:r>
           </w:p>
         </w:tc>
@@ -9912,7 +9912,7 @@
                 <w:rFonts w:ascii="Consolas" w:hAnsi="Consolas" w:eastAsia="Consolas"/>
                 <w:sz w:val="18"/>
               </w:rPr>
-              <w:t>/admin/console</w:t>
+              <w:t>/user-management</w:t>
             </w:r>
             <w:r>
               <w:rPr>
